--- a/templates/W3-61-20A.docx
+++ b/templates/W3-61-20A.docx
@@ -328,7 +328,7 @@
                 <w:b w:val="1"/>
                 <w:rtl w:val="0"/>
               </w:rPr>
-              <w:t xml:space="preserve">□</w:t>
+              <w:t xml:space="preserve">{{FIRSTCK}}</w:t>
             </w:r>
             <w:r>
               <w:rPr>
@@ -337,7 +337,7 @@
                 <w:szCs w:val="28"/>
                 <w:rtl w:val="0"/>
               </w:rPr>
-              <w:t xml:space="preserve">初檢  □複檢</w:t>
+              <w:t xml:space="preserve">初檢  {{RECK}}複檢</w:t>
             </w:r>
             <w:r>
               <w:rPr>

--- a/templates/W3-61-20A.docx
+++ b/templates/W3-61-20A.docx
@@ -140,7 +140,7 @@
                 <w:szCs w:val="28"/>
                 <w:rtl w:val="0"/>
               </w:rPr>
-              <w:t xml:space="preserve">□既有</w:t>
+              <w:t xml:space="preserve">{{CKBOXL}}既有</w:t>
             </w:r>
           </w:p>
           <w:p>
@@ -159,7 +159,7 @@
                 <w:szCs w:val="28"/>
                 <w:rtl w:val="0"/>
               </w:rPr>
-              <w:t xml:space="preserve">□重新 □變更</w:t>
+              <w:t xml:space="preserve">{{CKBOXR}}重新 {{CKBOXM}}變更</w:t>
             </w:r>
             <w:r>
               <w:rPr>

--- a/templates/W3-61-20A.docx
+++ b/templates/W3-61-20A.docx
@@ -108,7 +108,7 @@
                 <w:szCs w:val="28"/>
                 <w:rtl w:val="0"/>
               </w:rPr>
-              <w:t xml:space="preserve">  ({{ORG}})移動式起重機(EN 13000)</w:t>
+              <w:t xml:space="preserve">  {{ORG}}移動式起重機(EN 13000)</w:t>
             </w:r>
             <w:r>
               <w:rPr>
